--- a/landing/src/content/docs/troubleshooting/indexing-dictation.md.docx
+++ b/landing/src/content/docs/troubleshooting/indexing-dictation.md.docx
@@ -85,6 +85,7 @@
           <w:numId w:val="1"/>
         </w:numPr>
         <w:ind w:left="720" w:hanging="360"/>
+        <w:rPr/>
       </w:pPr>
       <w:r>
         <w:rPr>
@@ -100,6 +101,7 @@
           <w:numId w:val="1"/>
         </w:numPr>
         <w:ind w:left="720" w:hanging="360"/>
+        <w:rPr/>
       </w:pPr>
       <w:r>
         <w:rPr>
@@ -115,6 +117,7 @@
           <w:numId w:val="1"/>
         </w:numPr>
         <w:ind w:left="720" w:hanging="360"/>
+        <w:rPr/>
       </w:pPr>
       <w:r>
         <w:rPr>
@@ -130,6 +133,7 @@
           <w:numId w:val="1"/>
         </w:numPr>
         <w:ind w:left="720" w:hanging="360"/>
+        <w:rPr/>
       </w:pPr>
       <w:r>
         <w:rPr>
@@ -145,6 +149,7 @@
           <w:numId w:val="1"/>
         </w:numPr>
         <w:ind w:left="720" w:hanging="360"/>
+        <w:rPr/>
       </w:pPr>
       <w:r>
         <w:rPr>
@@ -160,6 +165,7 @@
           <w:numId w:val="1"/>
         </w:numPr>
         <w:ind w:left="720" w:hanging="360"/>
+        <w:rPr/>
       </w:pPr>
       <w:r>
         <w:rPr>
@@ -175,6 +181,7 @@
           <w:numId w:val="1"/>
         </w:numPr>
         <w:ind w:left="720" w:hanging="360"/>
+        <w:rPr/>
       </w:pPr>
       <w:r>
         <w:rPr>
@@ -228,7 +235,7 @@
         <w:pStyle w:val="Heading2"/>
         <w:rPr/>
       </w:pPr>
-      <w:bookmarkStart w:colFirst="0" w:colLast="0" w:name="_k88qjjgb5jcv" w:id="0"/>
+      <w:bookmarkStart w:colFirst="0" w:colLast="0" w:name="_r4wgpj8nlkmn" w:id="0"/>
       <w:bookmarkEnd w:id="0"/>
       <w:r>
         <w:rPr>
@@ -373,6 +380,7 @@
           <w:numId w:val="1"/>
         </w:numPr>
         <w:ind w:left="720" w:hanging="360"/>
+        <w:rPr/>
       </w:pPr>
       <w:r>
         <w:rPr>
@@ -410,6 +418,7 @@
           <w:numId w:val="1"/>
         </w:numPr>
         <w:ind w:left="720" w:hanging="360"/>
+        <w:rPr/>
       </w:pPr>
       <w:r>
         <w:rPr>
@@ -433,6 +442,7 @@
           <w:numId w:val="1"/>
         </w:numPr>
         <w:ind w:left="720" w:hanging="360"/>
+        <w:rPr/>
       </w:pPr>
       <w:r>
         <w:rPr>
@@ -456,6 +466,7 @@
           <w:numId w:val="1"/>
         </w:numPr>
         <w:ind w:left="720" w:hanging="360"/>
+        <w:rPr/>
       </w:pPr>
       <w:r>
         <w:rPr>
@@ -527,7 +538,7 @@
         <w:pStyle w:val="Heading2"/>
         <w:rPr/>
       </w:pPr>
-      <w:bookmarkStart w:colFirst="0" w:colLast="0" w:name="_fxryg7hb7spf" w:id="1"/>
+      <w:bookmarkStart w:colFirst="0" w:colLast="0" w:name="_tffw3co9nzxo" w:id="1"/>
       <w:bookmarkEnd w:id="1"/>
       <w:r>
         <w:rPr>
@@ -566,7 +577,7 @@
         <w:pStyle w:val="Heading2"/>
         <w:rPr/>
       </w:pPr>
-      <w:bookmarkStart w:colFirst="0" w:colLast="0" w:name="_97mjr51lx5ga" w:id="2"/>
+      <w:bookmarkStart w:colFirst="0" w:colLast="0" w:name="_e6oufmwifcae" w:id="2"/>
       <w:bookmarkEnd w:id="2"/>
       <w:r>
         <w:rPr>
@@ -619,7 +630,7 @@
         <w:pStyle w:val="Heading2"/>
         <w:rPr/>
       </w:pPr>
-      <w:bookmarkStart w:colFirst="0" w:colLast="0" w:name="_bhpzqaeryd3" w:id="3"/>
+      <w:bookmarkStart w:colFirst="0" w:colLast="0" w:name="_ik5mi3j34fm7" w:id="3"/>
       <w:bookmarkEnd w:id="3"/>
       <w:r>
         <w:rPr>
@@ -700,6 +711,7 @@
           <w:numId w:val="1"/>
         </w:numPr>
         <w:ind w:left="720" w:hanging="360"/>
+        <w:rPr/>
       </w:pPr>
       <w:r>
         <w:rPr>
@@ -715,6 +727,7 @@
           <w:numId w:val="1"/>
         </w:numPr>
         <w:ind w:left="720" w:hanging="360"/>
+        <w:rPr/>
       </w:pPr>
       <w:r>
         <w:rPr>
@@ -730,6 +743,7 @@
           <w:numId w:val="1"/>
         </w:numPr>
         <w:ind w:left="720" w:hanging="360"/>
+        <w:rPr/>
       </w:pPr>
       <w:r>
         <w:rPr>
@@ -779,7 +793,7 @@
         <w:pStyle w:val="Heading2"/>
         <w:rPr/>
       </w:pPr>
-      <w:bookmarkStart w:colFirst="0" w:colLast="0" w:name="_7406k656sx44" w:id="4"/>
+      <w:bookmarkStart w:colFirst="0" w:colLast="0" w:name="_6mznq2wwwmxw" w:id="4"/>
       <w:bookmarkEnd w:id="4"/>
       <w:r>
         <w:rPr>
@@ -896,7 +910,7 @@
         <w:pStyle w:val="Heading2"/>
         <w:rPr/>
       </w:pPr>
-      <w:bookmarkStart w:colFirst="0" w:colLast="0" w:name="_i7yud19j4hiq" w:id="5"/>
+      <w:bookmarkStart w:colFirst="0" w:colLast="0" w:name="_675js1g389p6" w:id="5"/>
       <w:bookmarkEnd w:id="5"/>
       <w:r>
         <w:rPr>
